--- a/Clinical Medicine and Surgery I Exam 4/cms-exam-4-study-guide.docx
+++ b/Clinical Medicine and Surgery I Exam 4/cms-exam-4-study-guide.docx
@@ -4284,7 +4284,7 @@
           <w:b w:val="0"/>
           <w:i w:val="0"/>
         </w:rPr>
-        <w:t xml:space="preserve"> Measurement error is one of the first things to exclude before labelling a patient resistant, because bad technique mimics true resistance exactly.</w:t>
+        <w:t xml:space="preserve"> Measurement error is one of the first things to exclude before labeling a patient resistant, because bad technique mimics true resistance exactly.</w:t>
       </w:r>
     </w:p>
     <w:p>
@@ -30828,7 +30828,7 @@
                       <w:i w:val="0"/>
                       <w:sz w:val="18"/>
                     </w:rPr>
-                    <w:t>Grey zone</w:t>
+                    <w:t>Gray zone</w:t>
                   </w:r>
                 </w:p>
               </w:tc>
